--- a/rapport-final/bilan-campagne-de-test.docx
+++ b/rapport-final/bilan-campagne-de-test.docx
@@ -88,7 +88,16 @@
         <w:t xml:space="preserve"> </w:t>
       </w:r>
       <w:r>
-        <w:t>en condition réelle</w:t>
+        <w:t>en condition</w:t>
+      </w:r>
+      <w:r>
+        <w:t>s</w:t>
+      </w:r>
+      <w:r>
+        <w:t xml:space="preserve"> réelle</w:t>
+      </w:r>
+      <w:r>
+        <w:t>s</w:t>
       </w:r>
       <w:r>
         <w:t>.</w:t>
@@ -115,13 +124,32 @@
         </w:numPr>
       </w:pPr>
       <w:r>
-        <w:t>Durant cette campagne plusieurs artéfacts ont été produit tel que (test exploratoire, user story, critères d’acceptation, test cases et test d’exécution</w:t>
-      </w:r>
-      <w:proofErr w:type="gramStart"/>
-      <w:r>
-        <w:t>) .</w:t>
-      </w:r>
-      <w:proofErr w:type="gramEnd"/>
+        <w:t>Durant cette campagne plusieurs artéfacts ont été produit</w:t>
+      </w:r>
+      <w:r>
+        <w:t>s</w:t>
+      </w:r>
+      <w:r>
+        <w:t xml:space="preserve"> </w:t>
+      </w:r>
+      <w:r>
+        <w:t>(</w:t>
+      </w:r>
+      <w:r>
+        <w:t>tel</w:t>
+      </w:r>
+      <w:r>
+        <w:t>s</w:t>
+      </w:r>
+      <w:r>
+        <w:t xml:space="preserve"> que</w:t>
+      </w:r>
+      <w:r>
+        <w:t> :</w:t>
+      </w:r>
+      <w:r>
+        <w:t xml:space="preserve"> test exploratoire, user story, critères d’acceptation, test cases et test d’exécution).</w:t>
+      </w:r>
     </w:p>
     <w:p>
       <w:pPr>
@@ -132,7 +160,13 @@
         </w:numPr>
       </w:pPr>
       <w:r>
-        <w:t>Garantir la fiabilité de cette nouvelle fonctionnalité, et donner un GO pour quelle parte en production.</w:t>
+        <w:t>Garantir la fiabilité de cette nouvelle fonctionnalité, et donner un GO pour qu</w:t>
+      </w:r>
+      <w:r>
+        <w:t>’</w:t>
+      </w:r>
+      <w:r>
+        <w:t>elle parte en production.</w:t>
       </w:r>
     </w:p>
     <w:p/>
@@ -214,7 +248,13 @@
         </w:numPr>
       </w:pPr>
       <w:r>
-        <w:t>Nombre total de bug : 7</w:t>
+        <w:t>Nombre total de bug</w:t>
+      </w:r>
+      <w:r>
+        <w:t>s</w:t>
+      </w:r>
+      <w:r>
+        <w:t> : 7</w:t>
       </w:r>
     </w:p>
     <w:p>
@@ -434,11 +474,11 @@
     </w:p>
     <w:p>
       <w:r>
-        <w:t>La couverture TC-008 n’a pas pu être testé par manque de produit indisponible, rajouter un produit respectant ce scénario.</w:t>
+        <w:t>La couverture TC-008 n’a pas pu être testé par manque de produit indisponible, ajouter un produit respectant ce scénario.</w:t>
       </w:r>
       <w:r>
         <w:br/>
-        <w:t>Corriger les bugs liés au panier serrait nécessaire.</w:t>
+        <w:t>Corriger les bugs liés au panier serait nécessaire.</w:t>
       </w:r>
       <w:r>
         <w:br/>
